--- a/tillsyn/A 59863-2022 tillsynsbegäran.docx
+++ b/tillsyn/A 59863-2022 tillsynsbegäran.docx
@@ -938,7 +938,7 @@
     <w:r>
       <w:tab/>
       <w:tab/>
-      <w:t>2026-09-14</w:t>
+      <w:t>2026-09-15</w:t>
       <w:br/>
       <w:br/>
     </w:r>

--- a/tillsyn/A 59863-2022 tillsynsbegäran.docx
+++ b/tillsyn/A 59863-2022 tillsynsbegäran.docx
@@ -938,7 +938,7 @@
     <w:r>
       <w:tab/>
       <w:tab/>
-      <w:t>2026-09-15</w:t>
+      <w:t>2026-09-16</w:t>
       <w:br/>
       <w:br/>
     </w:r>

--- a/tillsyn/A 59863-2022 tillsynsbegäran.docx
+++ b/tillsyn/A 59863-2022 tillsynsbegäran.docx
@@ -938,7 +938,7 @@
     <w:r>
       <w:tab/>
       <w:tab/>
-      <w:t>2026-09-16</w:t>
+      <w:t>2026-09-17</w:t>
       <w:br/>
       <w:br/>
     </w:r>

--- a/tillsyn/A 59863-2022 tillsynsbegäran.docx
+++ b/tillsyn/A 59863-2022 tillsynsbegäran.docx
@@ -938,7 +938,7 @@
     <w:r>
       <w:tab/>
       <w:tab/>
-      <w:t>2026-09-17</w:t>
+      <w:t>2026-09-18</w:t>
       <w:br/>
       <w:br/>
     </w:r>

--- a/tillsyn/A 59863-2022 tillsynsbegäran.docx
+++ b/tillsyn/A 59863-2022 tillsynsbegäran.docx
@@ -938,7 +938,7 @@
     <w:r>
       <w:tab/>
       <w:tab/>
-      <w:t>2026-09-18</w:t>
+      <w:t>2026-09-19</w:t>
       <w:br/>
       <w:br/>
     </w:r>

--- a/tillsyn/A 59863-2022 tillsynsbegäran.docx
+++ b/tillsyn/A 59863-2022 tillsynsbegäran.docx
@@ -938,7 +938,7 @@
     <w:r>
       <w:tab/>
       <w:tab/>
-      <w:t>2026-09-19</w:t>
+      <w:t>2026-09-21</w:t>
       <w:br/>
       <w:br/>
     </w:r>

--- a/tillsyn/A 59863-2022 tillsynsbegäran.docx
+++ b/tillsyn/A 59863-2022 tillsynsbegäran.docx
@@ -938,7 +938,7 @@
     <w:r>
       <w:tab/>
       <w:tab/>
-      <w:t>2026-09-21</w:t>
+      <w:t>2026-09-23</w:t>
       <w:br/>
       <w:br/>
     </w:r>

--- a/tillsyn/A 59863-2022 tillsynsbegäran.docx
+++ b/tillsyn/A 59863-2022 tillsynsbegäran.docx
@@ -938,7 +938,7 @@
     <w:r>
       <w:tab/>
       <w:tab/>
-      <w:t>2026-09-23</w:t>
+      <w:t>2026-09-24</w:t>
       <w:br/>
       <w:br/>
     </w:r>

--- a/tillsyn/A 59863-2022 tillsynsbegäran.docx
+++ b/tillsyn/A 59863-2022 tillsynsbegäran.docx
@@ -938,7 +938,7 @@
     <w:r>
       <w:tab/>
       <w:tab/>
-      <w:t>2026-09-24</w:t>
+      <w:t>2026-09-25</w:t>
       <w:br/>
       <w:br/>
     </w:r>

--- a/tillsyn/A 59863-2022 tillsynsbegäran.docx
+++ b/tillsyn/A 59863-2022 tillsynsbegäran.docx
@@ -938,7 +938,7 @@
     <w:r>
       <w:tab/>
       <w:tab/>
-      <w:t>2026-09-25</w:t>
+      <w:t>2026-09-26</w:t>
       <w:br/>
       <w:br/>
     </w:r>

--- a/tillsyn/A 59863-2022 tillsynsbegäran.docx
+++ b/tillsyn/A 59863-2022 tillsynsbegäran.docx
@@ -938,7 +938,7 @@
     <w:r>
       <w:tab/>
       <w:tab/>
-      <w:t>2026-09-26</w:t>
+      <w:t>2026-09-27</w:t>
       <w:br/>
       <w:br/>
     </w:r>

--- a/tillsyn/A 59863-2022 tillsynsbegäran.docx
+++ b/tillsyn/A 59863-2022 tillsynsbegäran.docx
@@ -938,7 +938,7 @@
     <w:r>
       <w:tab/>
       <w:tab/>
-      <w:t>2026-09-27</w:t>
+      <w:t>2026-09-28</w:t>
       <w:br/>
       <w:br/>
     </w:r>

--- a/tillsyn/A 59863-2022 tillsynsbegäran.docx
+++ b/tillsyn/A 59863-2022 tillsynsbegäran.docx
@@ -938,7 +938,7 @@
     <w:r>
       <w:tab/>
       <w:tab/>
-      <w:t>2026-09-28</w:t>
+      <w:t>2026-09-29</w:t>
       <w:br/>
       <w:br/>
     </w:r>

--- a/tillsyn/A 59863-2022 tillsynsbegäran.docx
+++ b/tillsyn/A 59863-2022 tillsynsbegäran.docx
@@ -938,7 +938,7 @@
     <w:r>
       <w:tab/>
       <w:tab/>
-      <w:t>2026-09-29</w:t>
+      <w:t>2026-09-30</w:t>
       <w:br/>
       <w:br/>
     </w:r>

--- a/tillsyn/A 59863-2022 tillsynsbegäran.docx
+++ b/tillsyn/A 59863-2022 tillsynsbegäran.docx
@@ -938,7 +938,7 @@
     <w:r>
       <w:tab/>
       <w:tab/>
-      <w:t>2026-09-30</w:t>
+      <w:t>2026-10-01</w:t>
       <w:br/>
       <w:br/>
     </w:r>

--- a/tillsyn/A 59863-2022 tillsynsbegäran.docx
+++ b/tillsyn/A 59863-2022 tillsynsbegäran.docx
@@ -938,7 +938,7 @@
     <w:r>
       <w:tab/>
       <w:tab/>
-      <w:t>2026-10-01</w:t>
+      <w:t>2026-10-02</w:t>
       <w:br/>
       <w:br/>
     </w:r>

--- a/tillsyn/A 59863-2022 tillsynsbegäran.docx
+++ b/tillsyn/A 59863-2022 tillsynsbegäran.docx
@@ -938,7 +938,7 @@
     <w:r>
       <w:tab/>
       <w:tab/>
-      <w:t>2026-10-02</w:t>
+      <w:t>2026-10-03</w:t>
       <w:br/>
       <w:br/>
     </w:r>

--- a/tillsyn/A 59863-2022 tillsynsbegäran.docx
+++ b/tillsyn/A 59863-2022 tillsynsbegäran.docx
@@ -22,7 +22,7 @@
       <w:r>
         <w:drawing>
           <wp:inline xmlns:a="http://schemas.openxmlformats.org/drawingml/2006/main" xmlns:pic="http://schemas.openxmlformats.org/drawingml/2006/picture">
-            <wp:extent cx="4871846" cy="5724000"/>
+            <wp:extent cx="5066149" cy="5724000"/>
             <wp:docPr id="1" name="Picture 1"/>
             <wp:cNvGraphicFramePr>
               <a:graphicFrameLocks noChangeAspect="1"/>
@@ -43,7 +43,7 @@
                   <pic:spPr>
                     <a:xfrm>
                       <a:off x="0" y="0"/>
-                      <a:ext cx="4871846" cy="5724000"/>
+                      <a:ext cx="5066149" cy="5724000"/>
                     </a:xfrm>
                     <a:prstGeom prst="rect"/>
                   </pic:spPr>
@@ -65,7 +65,7 @@
     </w:p>
     <w:p>
       <w:r>
-        <w:t>I och inom 25 meter från avverkningsanmälan finns fynd av 27 naturvårdsarter, varav 18 är rödlistade, 1 är fridlyst, 10 är typiska (T) och 8 är signalarter (S): spricktaggsvamp (EN), grangråticka (VU, T), gul taggsvamp (VU, T), dofttaggsvamp (NT, T), fjällig taggsvamp s.str. (NT), grantaggsvamp (NT), gultoppig fingersvamp (NT), kandelabersvamp (NT, T), motaggsvamp (NT, T), orange taggsvamp (NT, T), skarp dropptaggsvamp (NT), svartvit taggsvamp (NT), tallriska (NT), tjockfotad fingersvamp (NT), ullticka (NT, T), vit vedfingersvamp (NT), vågticka (NT), ängsskära (NT), blomkålssvamp (S), blåmossa (S, T), brandticka (S), diskvaxskivling (S), grovticka (S, T), guldkremla (S), hasselticka (S, T), toppvaxing (S) och vanlig groda (§6). Se Figur 1.</w:t>
+        <w:t>I och inom 25 meter från avverkningsanmälan finns fynd av 28 naturvårdsarter, varav 18 är rödlistade, 1 är fridlyst, 10 är typiska (T) och 9 är signalarter (S): spricktaggsvamp (EN), grangråticka (VU, T), gul taggsvamp (VU, T), dofttaggsvamp (NT, T), fjällig taggsvamp s.str. (NT), grantaggsvamp (NT), gultoppig fingersvamp (NT), kandelabersvamp (NT, T), motaggsvamp (NT, T), orange taggsvamp (NT, T), skarp dropptaggsvamp (NT), svartvit taggsvamp (NT), tallriska (NT), tjockfotad fingersvamp (NT), ullticka (NT, T), vit vedfingersvamp (NT), vågticka (NT), ängsskära (NT), blomkålssvamp (S), blåmossa (S, T), brandticka (S), diskvaxskivling (S), grovticka (S, T), guldkremla (S), hasselticka (S, T), igelkottsröksvamp (S), toppvaxing (S) och vanlig groda (§6). Se Figur 1.</w:t>
       </w:r>
     </w:p>
     <w:p>
@@ -488,6 +488,17 @@
       </w:r>
       <w:r>
         <w:t>(Nitare &amp; Skogsstyrelsen, 2019; SLU Artdatabanken, 2025).</w:t>
+      </w:r>
+    </w:p>
+    <w:p>
+      <w:r>
+        <w:rPr>
+          <w:b/>
+        </w:rPr>
+        <w:t xml:space="preserve">Igelkottsröksvamp </w:t>
+      </w:r>
+      <w:r>
+        <w:t>är överallt en bra signalart på skyddsvärda ädellövskogar och lövlundar. Svampen är kalkgynnad och indikerar lokalklimatiskt varma men samtidigt relativt fuktiga lövskogar. Växtmiljön utgörs vanligtvis av äldre successionsstadier inom områden med långvarig trädkontinuitet och lokalerna hyser oftast en rik lundflora med många andra ovanliga och rödlistade arter. Skogsbruk som bryter den skogliga kontinuiteten och förändrade markförhållanden missgynnar arten (SLU Artdatabanken, 2024; Nitare &amp; Skogsstyrelsen, 2019).</w:t>
       </w:r>
     </w:p>
     <w:p>
@@ -938,7 +949,7 @@
     <w:r>
       <w:tab/>
       <w:tab/>
-      <w:t>2026-10-03</w:t>
+      <w:t>2026-10-04</w:t>
       <w:br/>
       <w:br/>
     </w:r>

--- a/tillsyn/A 59863-2022 tillsynsbegäran.docx
+++ b/tillsyn/A 59863-2022 tillsynsbegäran.docx
@@ -949,7 +949,7 @@
     <w:r>
       <w:tab/>
       <w:tab/>
-      <w:t>2026-10-04</w:t>
+      <w:t>2026-10-05</w:t>
       <w:br/>
       <w:br/>
     </w:r>

--- a/tillsyn/A 59863-2022 tillsynsbegäran.docx
+++ b/tillsyn/A 59863-2022 tillsynsbegäran.docx
@@ -949,7 +949,7 @@
     <w:r>
       <w:tab/>
       <w:tab/>
-      <w:t>2026-10-05</w:t>
+      <w:t>2026-10-06</w:t>
       <w:br/>
       <w:br/>
     </w:r>

--- a/tillsyn/A 59863-2022 tillsynsbegäran.docx
+++ b/tillsyn/A 59863-2022 tillsynsbegäran.docx
@@ -949,7 +949,7 @@
     <w:r>
       <w:tab/>
       <w:tab/>
-      <w:t>2026-10-06</w:t>
+      <w:t>2026-10-07</w:t>
       <w:br/>
       <w:br/>
     </w:r>

--- a/tillsyn/A 59863-2022 tillsynsbegäran.docx
+++ b/tillsyn/A 59863-2022 tillsynsbegäran.docx
@@ -949,7 +949,7 @@
     <w:r>
       <w:tab/>
       <w:tab/>
-      <w:t>2026-10-07</w:t>
+      <w:t>2026-10-08</w:t>
       <w:br/>
       <w:br/>
     </w:r>

--- a/tillsyn/A 59863-2022 tillsynsbegäran.docx
+++ b/tillsyn/A 59863-2022 tillsynsbegäran.docx
@@ -949,7 +949,7 @@
     <w:r>
       <w:tab/>
       <w:tab/>
-      <w:t>2026-10-08</w:t>
+      <w:t>2026-10-09</w:t>
       <w:br/>
       <w:br/>
     </w:r>

--- a/tillsyn/A 59863-2022 tillsynsbegäran.docx
+++ b/tillsyn/A 59863-2022 tillsynsbegäran.docx
@@ -949,7 +949,7 @@
     <w:r>
       <w:tab/>
       <w:tab/>
-      <w:t>2026-10-09</w:t>
+      <w:t>2026-10-10</w:t>
       <w:br/>
       <w:br/>
     </w:r>

--- a/tillsyn/A 59863-2022 tillsynsbegäran.docx
+++ b/tillsyn/A 59863-2022 tillsynsbegäran.docx
@@ -949,7 +949,7 @@
     <w:r>
       <w:tab/>
       <w:tab/>
-      <w:t>2026-10-17</w:t>
+      <w:t>2026-10-18</w:t>
       <w:br/>
       <w:br/>
     </w:r>

--- a/tillsyn/A 59863-2022 tillsynsbegäran.docx
+++ b/tillsyn/A 59863-2022 tillsynsbegäran.docx
@@ -949,7 +949,7 @@
     <w:r>
       <w:tab/>
       <w:tab/>
-      <w:t>2026-10-18</w:t>
+      <w:t>2026-10-19</w:t>
       <w:br/>
       <w:br/>
     </w:r>

--- a/tillsyn/A 59863-2022 tillsynsbegäran.docx
+++ b/tillsyn/A 59863-2022 tillsynsbegäran.docx
@@ -949,7 +949,7 @@
     <w:r>
       <w:tab/>
       <w:tab/>
-      <w:t>2026-10-19</w:t>
+      <w:t>2026-10-20</w:t>
       <w:br/>
       <w:br/>
     </w:r>

--- a/tillsyn/A 59863-2022 tillsynsbegäran.docx
+++ b/tillsyn/A 59863-2022 tillsynsbegäran.docx
@@ -949,7 +949,7 @@
     <w:r>
       <w:tab/>
       <w:tab/>
-      <w:t>2026-10-20</w:t>
+      <w:t>2026-10-21</w:t>
       <w:br/>
       <w:br/>
     </w:r>

--- a/tillsyn/A 59863-2022 tillsynsbegäran.docx
+++ b/tillsyn/A 59863-2022 tillsynsbegäran.docx
@@ -949,7 +949,7 @@
     <w:r>
       <w:tab/>
       <w:tab/>
-      <w:t>2026-10-21</w:t>
+      <w:t>2026-10-22</w:t>
       <w:br/>
       <w:br/>
     </w:r>

--- a/tillsyn/A 59863-2022 tillsynsbegäran.docx
+++ b/tillsyn/A 59863-2022 tillsynsbegäran.docx
@@ -949,7 +949,7 @@
     <w:r>
       <w:tab/>
       <w:tab/>
-      <w:t>2026-10-22</w:t>
+      <w:t>2026-10-23</w:t>
       <w:br/>
       <w:br/>
     </w:r>

--- a/tillsyn/A 59863-2022 tillsynsbegäran.docx
+++ b/tillsyn/A 59863-2022 tillsynsbegäran.docx
@@ -949,7 +949,7 @@
     <w:r>
       <w:tab/>
       <w:tab/>
-      <w:t>2026-10-23</w:t>
+      <w:t>2026-10-24</w:t>
       <w:br/>
       <w:br/>
     </w:r>

--- a/tillsyn/A 59863-2022 tillsynsbegäran.docx
+++ b/tillsyn/A 59863-2022 tillsynsbegäran.docx
@@ -949,7 +949,7 @@
     <w:r>
       <w:tab/>
       <w:tab/>
-      <w:t>2026-10-24</w:t>
+      <w:t>2026-10-25</w:t>
       <w:br/>
       <w:br/>
     </w:r>

--- a/tillsyn/A 59863-2022 tillsynsbegäran.docx
+++ b/tillsyn/A 59863-2022 tillsynsbegäran.docx
@@ -949,7 +949,7 @@
     <w:r>
       <w:tab/>
       <w:tab/>
-      <w:t>2026-10-25</w:t>
+      <w:t>2026-10-26</w:t>
       <w:br/>
       <w:br/>
     </w:r>

--- a/tillsyn/A 59863-2022 tillsynsbegäran.docx
+++ b/tillsyn/A 59863-2022 tillsynsbegäran.docx
@@ -949,7 +949,7 @@
     <w:r>
       <w:tab/>
       <w:tab/>
-      <w:t>2026-10-26</w:t>
+      <w:t>2026-10-27</w:t>
       <w:br/>
       <w:br/>
     </w:r>

--- a/tillsyn/A 59863-2022 tillsynsbegäran.docx
+++ b/tillsyn/A 59863-2022 tillsynsbegäran.docx
@@ -949,7 +949,7 @@
     <w:r>
       <w:tab/>
       <w:tab/>
-      <w:t>2026-10-27</w:t>
+      <w:t>2026-10-28</w:t>
       <w:br/>
       <w:br/>
     </w:r>

--- a/tillsyn/A 59863-2022 tillsynsbegäran.docx
+++ b/tillsyn/A 59863-2022 tillsynsbegäran.docx
@@ -949,7 +949,7 @@
     <w:r>
       <w:tab/>
       <w:tab/>
-      <w:t>2026-10-28</w:t>
+      <w:t>2026-10-29</w:t>
       <w:br/>
       <w:br/>
     </w:r>

--- a/tillsyn/A 59863-2022 tillsynsbegäran.docx
+++ b/tillsyn/A 59863-2022 tillsynsbegäran.docx
@@ -949,7 +949,7 @@
     <w:r>
       <w:tab/>
       <w:tab/>
-      <w:t>2026-10-29</w:t>
+      <w:t>2026-10-31</w:t>
       <w:br/>
       <w:br/>
     </w:r>
